--- a/zhs/docx/017.content.docx
+++ b/zhs/docx/017.content.docx
@@ -127,7 +127,7 @@
         <w:rPr>
           <w:lang w:val="zh_CN" w:bidi="zh_CN"/>
         </w:rPr>
-        <w:t>kuang</w:t>
+        <w:t>lian</w:t>
       </w:r>
       <w:r>
         <w:rPr>
@@ -190,7 +190,7 @@
         <w:rPr>
           <w:lang w:val="zh_CN" w:bidi="zh_CN"/>
         </w:rPr>
-        <w:t>旷野或沙漠</w:t>
+        <w:t>镰刀</w:t>
       </w:r>
       <w:r>
         <w:rPr>
@@ -220,7 +220,7 @@
         <w:rPr>
           <w:lang w:val="zh_CN" w:bidi="zh_CN"/>
         </w:rPr>
-        <w:t xml:space="preserve"> (55 seconds)</w:t>
+        <w:t xml:space="preserve"> (68 seconds)</w:t>
       </w:r>
     </w:p>
     <w:p>
